--- a/samples/documents/客户案例研究.docx
+++ b/samples/documents/客户案例研究.docx
@@ -56,7 +56,7 @@
           <w:sz w:val="22"/>
           <w:szCs w:val="22"/>
         </w:rPr>
-        <w:t xml:space="preserve">李鑫、苏楠</w:t>
+        <w:t xml:space="preserve">李鑫</w:t>
       </w:r>
     </w:p>
     <w:p>
@@ -130,43 +130,115 @@
           <w:sz w:val="22"/>
           <w:szCs w:val="22"/>
         </w:rPr>
-        <w:t xml:space="preserve">公司：Acme Corp</w:t>
-      </w:r>
-    </w:p>
-    <w:p>
-      <w:pPr>
-        <w:spacing w:after="80"/>
-      </w:pPr>
-      <w:r>
-        <w:rPr>
-          <w:sz w:val="22"/>
-          <w:szCs w:val="22"/>
-        </w:rPr>
-        <w:t xml:space="preserve">行业：科技</w:t>
-      </w:r>
-    </w:p>
-    <w:p>
-      <w:pPr>
-        <w:spacing w:after="80"/>
-      </w:pPr>
-      <w:r>
-        <w:rPr>
-          <w:sz w:val="22"/>
-          <w:szCs w:val="22"/>
-        </w:rPr>
-        <w:t xml:space="preserve">规模：200 人团队</w:t>
-      </w:r>
-    </w:p>
-    <w:p>
-      <w:pPr>
-        <w:spacing w:after="80"/>
-      </w:pPr>
-      <w:r>
-        <w:rPr>
-          <w:sz w:val="22"/>
-          <w:szCs w:val="22"/>
-        </w:rPr>
-        <w:t xml:space="preserve">需求：企业级文档生成，需要 SSO 集成</w:t>
+        <w:t xml:space="preserve">Acme Corp 是一家 200 人的科技公司，主要产品是企业协作工具。</w:t>
+      </w:r>
+    </w:p>
+    <w:p>
+      <w:pPr>
+        <w:spacing w:after="80"/>
+      </w:pPr>
+      <w:r>
+        <w:rPr>
+          <w:sz w:val="22"/>
+          <w:szCs w:val="22"/>
+        </w:rPr>
+        <w:t xml:space="preserve"/>
+      </w:r>
+    </w:p>
+    <w:p>
+      <w:pPr>
+        <w:spacing w:after="80"/>
+      </w:pPr>
+      <w:r>
+        <w:rPr>
+          <w:sz w:val="22"/>
+          <w:szCs w:val="22"/>
+        </w:rPr>
+        <w:t xml:space="preserve">客户痛点：</w:t>
+      </w:r>
+    </w:p>
+    <w:p>
+      <w:pPr>
+        <w:spacing w:after="80"/>
+      </w:pPr>
+      <w:r>
+        <w:rPr>
+          <w:sz w:val="22"/>
+          <w:szCs w:val="22"/>
+        </w:rPr>
+        <w:t xml:space="preserve">- 产品经理写 PRD 平均花费 2 天，需要手动整理市场数据、竞品分析、用户反馈</w:t>
+      </w:r>
+    </w:p>
+    <w:p>
+      <w:pPr>
+        <w:spacing w:after="80"/>
+      </w:pPr>
+      <w:r>
+        <w:rPr>
+          <w:sz w:val="22"/>
+          <w:szCs w:val="22"/>
+        </w:rPr>
+        <w:t xml:space="preserve">- 工程师写技术文档平均花费 1 天，需要查阅多个知识源</w:t>
+      </w:r>
+    </w:p>
+    <w:p>
+      <w:pPr>
+        <w:spacing w:after="80"/>
+      </w:pPr>
+      <w:r>
+        <w:rPr>
+          <w:sz w:val="22"/>
+          <w:szCs w:val="22"/>
+        </w:rPr>
+        <w:t xml:space="preserve">- 咨询顾问写行业报告平均花费 3 天，需要整合多个数据源</w:t>
+      </w:r>
+    </w:p>
+    <w:p>
+      <w:pPr>
+        <w:spacing w:after="80"/>
+      </w:pPr>
+      <w:r>
+        <w:rPr>
+          <w:sz w:val="22"/>
+          <w:szCs w:val="22"/>
+        </w:rPr>
+        <w:t xml:space="preserve"/>
+      </w:r>
+    </w:p>
+    <w:p>
+      <w:pPr>
+        <w:spacing w:after="80"/>
+      </w:pPr>
+      <w:r>
+        <w:rPr>
+          <w:sz w:val="22"/>
+          <w:szCs w:val="22"/>
+        </w:rPr>
+        <w:t xml:space="preserve">决策人：CTO（赵军对接）</w:t>
+      </w:r>
+    </w:p>
+    <w:p>
+      <w:pPr>
+        <w:spacing w:after="80"/>
+      </w:pPr>
+      <w:r>
+        <w:rPr>
+          <w:sz w:val="22"/>
+          <w:szCs w:val="22"/>
+        </w:rPr>
+        <w:t xml:space="preserve">预算：$49/月/人 × 50 人 = $2,450/月（年付 $23,520）</w:t>
+      </w:r>
+    </w:p>
+    <w:p>
+      <w:pPr>
+        <w:spacing w:after="80"/>
+      </w:pPr>
+      <w:r>
+        <w:rPr>
+          <w:sz w:val="22"/>
+          <w:szCs w:val="22"/>
+        </w:rPr>
+        <w:t xml:space="preserve">时间线：希望 7 月底前上线</w:t>
       </w:r>
     </w:p>
     <w:p>
@@ -181,55 +253,19 @@
           <w:sz w:val="26"/>
           <w:szCs w:val="26"/>
         </w:rPr>
-        <w:t xml:space="preserve">2. 痛点与需求</w:t>
-      </w:r>
-    </w:p>
-    <w:p>
-      <w:pPr>
-        <w:spacing w:after="80"/>
-      </w:pPr>
-      <w:r>
-        <w:rPr>
-          <w:sz w:val="22"/>
-          <w:szCs w:val="22"/>
-        </w:rPr>
-        <w:t xml:space="preserve">痛点：</w:t>
-      </w:r>
-    </w:p>
-    <w:p>
-      <w:pPr>
-        <w:spacing w:after="80"/>
-      </w:pPr>
-      <w:r>
-        <w:rPr>
-          <w:sz w:val="22"/>
-          <w:szCs w:val="22"/>
-        </w:rPr>
-        <w:t xml:space="preserve">- 技术文档写作耗时（平均每份 4 小时）</w:t>
-      </w:r>
-    </w:p>
-    <w:p>
-      <w:pPr>
-        <w:spacing w:after="80"/>
-      </w:pPr>
-      <w:r>
-        <w:rPr>
-          <w:sz w:val="22"/>
-          <w:szCs w:val="22"/>
-        </w:rPr>
-        <w:t xml:space="preserve">- 文档质量不一致（不同人写作风格差异大）</w:t>
-      </w:r>
-    </w:p>
-    <w:p>
-      <w:pPr>
-        <w:spacing w:after="80"/>
-      </w:pPr>
-      <w:r>
-        <w:rPr>
-          <w:sz w:val="22"/>
-          <w:szCs w:val="22"/>
-        </w:rPr>
-        <w:t xml:space="preserve">- 文档更新不及时（代码改了文档没改）</w:t>
+        <w:t xml:space="preserve">2. 解决方案</w:t>
+      </w:r>
+    </w:p>
+    <w:p>
+      <w:pPr>
+        <w:spacing w:after="80"/>
+      </w:pPr>
+      <w:r>
+        <w:rPr>
+          <w:sz w:val="22"/>
+          <w:szCs w:val="22"/>
+        </w:rPr>
+        <w:t xml:space="preserve">i-Write 为 Acme Corp 提供以下解决方案：</w:t>
       </w:r>
     </w:p>
     <w:p>
@@ -253,55 +289,163 @@
           <w:sz w:val="22"/>
           <w:szCs w:val="22"/>
         </w:rPr>
-        <w:t xml:space="preserve">需求：</w:t>
-      </w:r>
-    </w:p>
-    <w:p>
-      <w:pPr>
-        <w:spacing w:after="80"/>
-      </w:pPr>
-      <w:r>
-        <w:rPr>
-          <w:sz w:val="22"/>
-          <w:szCs w:val="22"/>
-        </w:rPr>
-        <w:t xml:space="preserve">- SSO 集成（Azure AD）</w:t>
-      </w:r>
-    </w:p>
-    <w:p>
-      <w:pPr>
-        <w:spacing w:after="80"/>
-      </w:pPr>
-      <w:r>
-        <w:rPr>
-          <w:sz w:val="22"/>
-          <w:szCs w:val="22"/>
-        </w:rPr>
-        <w:t xml:space="preserve">- 批量文档生成（50+ 份/次）</w:t>
-      </w:r>
-    </w:p>
-    <w:p>
-      <w:pPr>
-        <w:spacing w:after="80"/>
-      </w:pPr>
-      <w:r>
-        <w:rPr>
-          <w:sz w:val="22"/>
-          <w:szCs w:val="22"/>
-        </w:rPr>
-        <w:t xml:space="preserve">- 团队权限管理（Admin/Editor/Viewer）</w:t>
-      </w:r>
-    </w:p>
-    <w:p>
-      <w:pPr>
-        <w:spacing w:after="80"/>
-      </w:pPr>
-      <w:r>
-        <w:rPr>
-          <w:sz w:val="22"/>
-          <w:szCs w:val="22"/>
-        </w:rPr>
-        <w:t xml:space="preserve">- API 接入（集成到现有系统）</w:t>
+        <w:t xml:space="preserve">知识库集成：</w:t>
+      </w:r>
+    </w:p>
+    <w:p>
+      <w:pPr>
+        <w:spacing w:after="80"/>
+      </w:pPr>
+      <w:r>
+        <w:rPr>
+          <w:sz w:val="22"/>
+          <w:szCs w:val="22"/>
+        </w:rPr>
+        <w:t xml:space="preserve">- 连接 Microsoft OneDrive（企业文档）</w:t>
+      </w:r>
+    </w:p>
+    <w:p>
+      <w:pPr>
+        <w:spacing w:after="80"/>
+      </w:pPr>
+      <w:r>
+        <w:rPr>
+          <w:sz w:val="22"/>
+          <w:szCs w:val="22"/>
+        </w:rPr>
+        <w:t xml:space="preserve">- 连接 GitHub（代码仓库）</w:t>
+      </w:r>
+    </w:p>
+    <w:p>
+      <w:pPr>
+        <w:spacing w:after="80"/>
+      </w:pPr>
+      <w:r>
+        <w:rPr>
+          <w:sz w:val="22"/>
+          <w:szCs w:val="22"/>
+        </w:rPr>
+        <w:t xml:space="preserve">- 连接 Confluence（内部 Wiki）</w:t>
+      </w:r>
+    </w:p>
+    <w:p>
+      <w:pPr>
+        <w:spacing w:after="80"/>
+      </w:pPr>
+      <w:r>
+        <w:rPr>
+          <w:sz w:val="22"/>
+          <w:szCs w:val="22"/>
+        </w:rPr>
+        <w:t xml:space="preserve"/>
+      </w:r>
+    </w:p>
+    <w:p>
+      <w:pPr>
+        <w:spacing w:after="80"/>
+      </w:pPr>
+      <w:r>
+        <w:rPr>
+          <w:sz w:val="22"/>
+          <w:szCs w:val="22"/>
+        </w:rPr>
+        <w:t xml:space="preserve">文档生成：</w:t>
+      </w:r>
+    </w:p>
+    <w:p>
+      <w:pPr>
+        <w:spacing w:after="80"/>
+      </w:pPr>
+      <w:r>
+        <w:rPr>
+          <w:sz w:val="22"/>
+          <w:szCs w:val="22"/>
+        </w:rPr>
+        <w:t xml:space="preserve">- PRD 生成：自动整理市场数据、竞品分析、用户反馈</w:t>
+      </w:r>
+    </w:p>
+    <w:p>
+      <w:pPr>
+        <w:spacing w:after="80"/>
+      </w:pPr>
+      <w:r>
+        <w:rPr>
+          <w:sz w:val="22"/>
+          <w:szCs w:val="22"/>
+        </w:rPr>
+        <w:t xml:space="preserve">- 技术文档生成：自动查阅知识源，生成准确的技术方案</w:t>
+      </w:r>
+    </w:p>
+    <w:p>
+      <w:pPr>
+        <w:spacing w:after="80"/>
+      </w:pPr>
+      <w:r>
+        <w:rPr>
+          <w:sz w:val="22"/>
+          <w:szCs w:val="22"/>
+        </w:rPr>
+        <w:t xml:space="preserve">- 行业报告生成：自动整合多个数据源，生成专业的行业报告</w:t>
+      </w:r>
+    </w:p>
+    <w:p>
+      <w:pPr>
+        <w:spacing w:after="80"/>
+      </w:pPr>
+      <w:r>
+        <w:rPr>
+          <w:sz w:val="22"/>
+          <w:szCs w:val="22"/>
+        </w:rPr>
+        <w:t xml:space="preserve"/>
+      </w:r>
+    </w:p>
+    <w:p>
+      <w:pPr>
+        <w:spacing w:after="80"/>
+      </w:pPr>
+      <w:r>
+        <w:rPr>
+          <w:sz w:val="22"/>
+          <w:szCs w:val="22"/>
+        </w:rPr>
+        <w:t xml:space="preserve">溯源能力：</w:t>
+      </w:r>
+    </w:p>
+    <w:p>
+      <w:pPr>
+        <w:spacing w:after="80"/>
+      </w:pPr>
+      <w:r>
+        <w:rPr>
+          <w:sz w:val="22"/>
+          <w:szCs w:val="22"/>
+        </w:rPr>
+        <w:t xml:space="preserve">- 每个引用都能追溯到原始文档</w:t>
+      </w:r>
+    </w:p>
+    <w:p>
+      <w:pPr>
+        <w:spacing w:after="80"/>
+      </w:pPr>
+      <w:r>
+        <w:rPr>
+          <w:sz w:val="22"/>
+          <w:szCs w:val="22"/>
+        </w:rPr>
+        <w:t xml:space="preserve">- Trust Score 评估生成内容的可信度</w:t>
+      </w:r>
+    </w:p>
+    <w:p>
+      <w:pPr>
+        <w:spacing w:after="80"/>
+      </w:pPr>
+      <w:r>
+        <w:rPr>
+          <w:sz w:val="22"/>
+          <w:szCs w:val="22"/>
+        </w:rPr>
+        <w:t xml:space="preserve">- 自动生成评估报告</w:t>
       </w:r>
     </w:p>
     <w:p>
@@ -316,67 +460,974 @@
           <w:sz w:val="26"/>
           <w:szCs w:val="26"/>
         </w:rPr>
-        <w:t xml:space="preserve">3. 解决方案</w:t>
-      </w:r>
-    </w:p>
-    <w:p>
-      <w:pPr>
-        <w:spacing w:after="80"/>
-      </w:pPr>
-      <w:r>
-        <w:rPr>
-          <w:sz w:val="22"/>
-          <w:szCs w:val="22"/>
-        </w:rPr>
-        <w:t xml:space="preserve">i-Write Team 版本（$49/人/月）</w:t>
-      </w:r>
-    </w:p>
-    <w:p>
-      <w:pPr>
-        <w:spacing w:after="80"/>
-      </w:pPr>
-      <w:r>
-        <w:rPr>
-          <w:sz w:val="22"/>
-          <w:szCs w:val="22"/>
-        </w:rPr>
-        <w:t xml:space="preserve">- Azure AD SSO 集成</w:t>
-      </w:r>
-    </w:p>
-    <w:p>
-      <w:pPr>
-        <w:spacing w:after="80"/>
-      </w:pPr>
-      <w:r>
-        <w:rPr>
-          <w:sz w:val="22"/>
-          <w:szCs w:val="22"/>
-        </w:rPr>
-        <w:t xml:space="preserve">- 批量文档生成 API</w:t>
-      </w:r>
-    </w:p>
-    <w:p>
-      <w:pPr>
-        <w:spacing w:after="80"/>
-      </w:pPr>
-      <w:r>
-        <w:rPr>
-          <w:sz w:val="22"/>
-          <w:szCs w:val="22"/>
-        </w:rPr>
-        <w:t xml:space="preserve">- 团队权限管理</w:t>
-      </w:r>
-    </w:p>
-    <w:p>
-      <w:pPr>
-        <w:spacing w:after="80"/>
-      </w:pPr>
-      <w:r>
-        <w:rPr>
-          <w:sz w:val="22"/>
-          <w:szCs w:val="22"/>
-        </w:rPr>
-        <w:t xml:space="preserve">- 专属客户成功经理（李鑫）</w:t>
+        <w:t xml:space="preserve">3. ROI 分析</w:t>
+      </w:r>
+    </w:p>
+    <w:p>
+      <w:pPr>
+        <w:spacing w:after="80"/>
+      </w:pPr>
+      <w:r>
+        <w:rPr>
+          <w:sz w:val="22"/>
+          <w:szCs w:val="22"/>
+        </w:rPr>
+        <w:t xml:space="preserve">时间节省：</w:t>
+      </w:r>
+    </w:p>
+    <w:p>
+      <w:pPr>
+        <w:spacing w:after="80"/>
+      </w:pPr>
+      <w:r>
+        <w:rPr>
+          <w:sz w:val="22"/>
+          <w:szCs w:val="22"/>
+        </w:rPr>
+        <w:t xml:space="preserve"/>
+      </w:r>
+    </w:p>
+    <w:tbl>
+      <w:tblPr>
+        <w:tblW w:type="dxa" w:w="9000"/>
+        <w:tblBorders>
+          <w:top w:val="single" w:color="auto" w:sz="4"/>
+          <w:left w:val="single" w:color="auto" w:sz="4"/>
+          <w:bottom w:val="single" w:color="auto" w:sz="4"/>
+          <w:right w:val="single" w:color="auto" w:sz="4"/>
+          <w:insideH w:val="single" w:color="auto" w:sz="4"/>
+          <w:insideV w:val="single" w:color="auto" w:sz="4"/>
+        </w:tblBorders>
+      </w:tblPr>
+      <w:tblGrid>
+        <w:gridCol w:w="100"/>
+        <w:gridCol w:w="100"/>
+        <w:gridCol w:w="100"/>
+        <w:gridCol w:w="100"/>
+      </w:tblGrid>
+      <w:tr>
+        <w:tc>
+          <w:tcPr>
+            <w:tcW w:type="dxa" w:w="2250"/>
+            <w:tcBorders>
+              <w:top w:val="single" w:color="CCCCCC" w:sz="1"/>
+              <w:left w:val="single" w:color="CCCCCC" w:sz="1"/>
+              <w:bottom w:val="single" w:color="CCCCCC" w:sz="1"/>
+              <w:right w:val="single" w:color="CCCCCC" w:sz="1"/>
+            </w:tcBorders>
+            <w:shd w:color="E2E8F0" w:val="solid"/>
+          </w:tcPr>
+          <w:p>
+            <w:pPr>
+              <w:spacing w:after="40" w:before="40"/>
+            </w:pPr>
+            <w:r>
+              <w:rPr>
+                <w:b/>
+                <w:bCs/>
+                <w:sz w:val="20"/>
+                <w:szCs w:val="20"/>
+              </w:rPr>
+              <w:t xml:space="preserve">角色</w:t>
+            </w:r>
+          </w:p>
+        </w:tc>
+        <w:tc>
+          <w:tcPr>
+            <w:tcW w:type="dxa" w:w="2250"/>
+            <w:tcBorders>
+              <w:top w:val="single" w:color="CCCCCC" w:sz="1"/>
+              <w:left w:val="single" w:color="CCCCCC" w:sz="1"/>
+              <w:bottom w:val="single" w:color="CCCCCC" w:sz="1"/>
+              <w:right w:val="single" w:color="CCCCCC" w:sz="1"/>
+            </w:tcBorders>
+            <w:shd w:color="E2E8F0" w:val="solid"/>
+          </w:tcPr>
+          <w:p>
+            <w:pPr>
+              <w:spacing w:after="40" w:before="40"/>
+            </w:pPr>
+            <w:r>
+              <w:rPr>
+                <w:b/>
+                <w:bCs/>
+                <w:sz w:val="20"/>
+                <w:szCs w:val="20"/>
+              </w:rPr>
+              <w:t xml:space="preserve">原始时间</w:t>
+            </w:r>
+          </w:p>
+        </w:tc>
+        <w:tc>
+          <w:tcPr>
+            <w:tcW w:type="dxa" w:w="2250"/>
+            <w:tcBorders>
+              <w:top w:val="single" w:color="CCCCCC" w:sz="1"/>
+              <w:left w:val="single" w:color="CCCCCC" w:sz="1"/>
+              <w:bottom w:val="single" w:color="CCCCCC" w:sz="1"/>
+              <w:right w:val="single" w:color="CCCCCC" w:sz="1"/>
+            </w:tcBorders>
+            <w:shd w:color="E2E8F0" w:val="solid"/>
+          </w:tcPr>
+          <w:p>
+            <w:pPr>
+              <w:spacing w:after="40" w:before="40"/>
+            </w:pPr>
+            <w:r>
+              <w:rPr>
+                <w:b/>
+                <w:bCs/>
+                <w:sz w:val="20"/>
+                <w:szCs w:val="20"/>
+              </w:rPr>
+              <w:t xml:space="preserve">使用 i-Write 后</w:t>
+            </w:r>
+          </w:p>
+        </w:tc>
+        <w:tc>
+          <w:tcPr>
+            <w:tcW w:type="dxa" w:w="2250"/>
+            <w:tcBorders>
+              <w:top w:val="single" w:color="CCCCCC" w:sz="1"/>
+              <w:left w:val="single" w:color="CCCCCC" w:sz="1"/>
+              <w:bottom w:val="single" w:color="CCCCCC" w:sz="1"/>
+              <w:right w:val="single" w:color="CCCCCC" w:sz="1"/>
+            </w:tcBorders>
+            <w:shd w:color="E2E8F0" w:val="solid"/>
+          </w:tcPr>
+          <w:p>
+            <w:pPr>
+              <w:spacing w:after="40" w:before="40"/>
+            </w:pPr>
+            <w:r>
+              <w:rPr>
+                <w:b/>
+                <w:bCs/>
+                <w:sz w:val="20"/>
+                <w:szCs w:val="20"/>
+              </w:rPr>
+              <w:t xml:space="preserve">节省比例</w:t>
+            </w:r>
+          </w:p>
+        </w:tc>
+      </w:tr>
+      <w:tr>
+        <w:tc>
+          <w:tcPr>
+            <w:tcW w:type="dxa" w:w="2250"/>
+            <w:tcBorders>
+              <w:top w:val="single" w:color="CCCCCC" w:sz="1"/>
+              <w:left w:val="single" w:color="CCCCCC" w:sz="1"/>
+              <w:bottom w:val="single" w:color="CCCCCC" w:sz="1"/>
+              <w:right w:val="single" w:color="CCCCCC" w:sz="1"/>
+            </w:tcBorders>
+          </w:tcPr>
+          <w:p>
+            <w:pPr>
+              <w:spacing w:after="40" w:before="40"/>
+            </w:pPr>
+            <w:r>
+              <w:rPr>
+                <w:b w:val="false"/>
+                <w:bCs w:val="false"/>
+                <w:sz w:val="20"/>
+                <w:szCs w:val="20"/>
+              </w:rPr>
+              <w:t xml:space="preserve">产品经理（PRD）</w:t>
+            </w:r>
+          </w:p>
+        </w:tc>
+        <w:tc>
+          <w:tcPr>
+            <w:tcW w:type="dxa" w:w="2250"/>
+            <w:tcBorders>
+              <w:top w:val="single" w:color="CCCCCC" w:sz="1"/>
+              <w:left w:val="single" w:color="CCCCCC" w:sz="1"/>
+              <w:bottom w:val="single" w:color="CCCCCC" w:sz="1"/>
+              <w:right w:val="single" w:color="CCCCCC" w:sz="1"/>
+            </w:tcBorders>
+          </w:tcPr>
+          <w:p>
+            <w:pPr>
+              <w:spacing w:after="40" w:before="40"/>
+            </w:pPr>
+            <w:r>
+              <w:rPr>
+                <w:b w:val="false"/>
+                <w:bCs w:val="false"/>
+                <w:sz w:val="20"/>
+                <w:szCs w:val="20"/>
+              </w:rPr>
+              <w:t xml:space="preserve">2 天</w:t>
+            </w:r>
+          </w:p>
+        </w:tc>
+        <w:tc>
+          <w:tcPr>
+            <w:tcW w:type="dxa" w:w="2250"/>
+            <w:tcBorders>
+              <w:top w:val="single" w:color="CCCCCC" w:sz="1"/>
+              <w:left w:val="single" w:color="CCCCCC" w:sz="1"/>
+              <w:bottom w:val="single" w:color="CCCCCC" w:sz="1"/>
+              <w:right w:val="single" w:color="CCCCCC" w:sz="1"/>
+            </w:tcBorders>
+          </w:tcPr>
+          <w:p>
+            <w:pPr>
+              <w:spacing w:after="40" w:before="40"/>
+            </w:pPr>
+            <w:r>
+              <w:rPr>
+                <w:b w:val="false"/>
+                <w:bCs w:val="false"/>
+                <w:sz w:val="20"/>
+                <w:szCs w:val="20"/>
+              </w:rPr>
+              <w:t xml:space="preserve">2 小时</w:t>
+            </w:r>
+          </w:p>
+        </w:tc>
+        <w:tc>
+          <w:tcPr>
+            <w:tcW w:type="dxa" w:w="2250"/>
+            <w:tcBorders>
+              <w:top w:val="single" w:color="CCCCCC" w:sz="1"/>
+              <w:left w:val="single" w:color="CCCCCC" w:sz="1"/>
+              <w:bottom w:val="single" w:color="CCCCCC" w:sz="1"/>
+              <w:right w:val="single" w:color="CCCCCC" w:sz="1"/>
+            </w:tcBorders>
+          </w:tcPr>
+          <w:p>
+            <w:pPr>
+              <w:spacing w:after="40" w:before="40"/>
+            </w:pPr>
+            <w:r>
+              <w:rPr>
+                <w:b w:val="false"/>
+                <w:bCs w:val="false"/>
+                <w:sz w:val="20"/>
+                <w:szCs w:val="20"/>
+              </w:rPr>
+              <w:t xml:space="preserve">90%</w:t>
+            </w:r>
+          </w:p>
+        </w:tc>
+      </w:tr>
+      <w:tr>
+        <w:tc>
+          <w:tcPr>
+            <w:tcW w:type="dxa" w:w="2250"/>
+            <w:tcBorders>
+              <w:top w:val="single" w:color="CCCCCC" w:sz="1"/>
+              <w:left w:val="single" w:color="CCCCCC" w:sz="1"/>
+              <w:bottom w:val="single" w:color="CCCCCC" w:sz="1"/>
+              <w:right w:val="single" w:color="CCCCCC" w:sz="1"/>
+            </w:tcBorders>
+          </w:tcPr>
+          <w:p>
+            <w:pPr>
+              <w:spacing w:after="40" w:before="40"/>
+            </w:pPr>
+            <w:r>
+              <w:rPr>
+                <w:b w:val="false"/>
+                <w:bCs w:val="false"/>
+                <w:sz w:val="20"/>
+                <w:szCs w:val="20"/>
+              </w:rPr>
+              <w:t xml:space="preserve">工程师（技术文档）</w:t>
+            </w:r>
+          </w:p>
+        </w:tc>
+        <w:tc>
+          <w:tcPr>
+            <w:tcW w:type="dxa" w:w="2250"/>
+            <w:tcBorders>
+              <w:top w:val="single" w:color="CCCCCC" w:sz="1"/>
+              <w:left w:val="single" w:color="CCCCCC" w:sz="1"/>
+              <w:bottom w:val="single" w:color="CCCCCC" w:sz="1"/>
+              <w:right w:val="single" w:color="CCCCCC" w:sz="1"/>
+            </w:tcBorders>
+          </w:tcPr>
+          <w:p>
+            <w:pPr>
+              <w:spacing w:after="40" w:before="40"/>
+            </w:pPr>
+            <w:r>
+              <w:rPr>
+                <w:b w:val="false"/>
+                <w:bCs w:val="false"/>
+                <w:sz w:val="20"/>
+                <w:szCs w:val="20"/>
+              </w:rPr>
+              <w:t xml:space="preserve">1 天</w:t>
+            </w:r>
+          </w:p>
+        </w:tc>
+        <w:tc>
+          <w:tcPr>
+            <w:tcW w:type="dxa" w:w="2250"/>
+            <w:tcBorders>
+              <w:top w:val="single" w:color="CCCCCC" w:sz="1"/>
+              <w:left w:val="single" w:color="CCCCCC" w:sz="1"/>
+              <w:bottom w:val="single" w:color="CCCCCC" w:sz="1"/>
+              <w:right w:val="single" w:color="CCCCCC" w:sz="1"/>
+            </w:tcBorders>
+          </w:tcPr>
+          <w:p>
+            <w:pPr>
+              <w:spacing w:after="40" w:before="40"/>
+            </w:pPr>
+            <w:r>
+              <w:rPr>
+                <w:b w:val="false"/>
+                <w:bCs w:val="false"/>
+                <w:sz w:val="20"/>
+                <w:szCs w:val="20"/>
+              </w:rPr>
+              <w:t xml:space="preserve">1 小时</w:t>
+            </w:r>
+          </w:p>
+        </w:tc>
+        <w:tc>
+          <w:tcPr>
+            <w:tcW w:type="dxa" w:w="2250"/>
+            <w:tcBorders>
+              <w:top w:val="single" w:color="CCCCCC" w:sz="1"/>
+              <w:left w:val="single" w:color="CCCCCC" w:sz="1"/>
+              <w:bottom w:val="single" w:color="CCCCCC" w:sz="1"/>
+              <w:right w:val="single" w:color="CCCCCC" w:sz="1"/>
+            </w:tcBorders>
+          </w:tcPr>
+          <w:p>
+            <w:pPr>
+              <w:spacing w:after="40" w:before="40"/>
+            </w:pPr>
+            <w:r>
+              <w:rPr>
+                <w:b w:val="false"/>
+                <w:bCs w:val="false"/>
+                <w:sz w:val="20"/>
+                <w:szCs w:val="20"/>
+              </w:rPr>
+              <w:t xml:space="preserve">90%</w:t>
+            </w:r>
+          </w:p>
+        </w:tc>
+      </w:tr>
+      <w:tr>
+        <w:tc>
+          <w:tcPr>
+            <w:tcW w:type="dxa" w:w="2250"/>
+            <w:tcBorders>
+              <w:top w:val="single" w:color="CCCCCC" w:sz="1"/>
+              <w:left w:val="single" w:color="CCCCCC" w:sz="1"/>
+              <w:bottom w:val="single" w:color="CCCCCC" w:sz="1"/>
+              <w:right w:val="single" w:color="CCCCCC" w:sz="1"/>
+            </w:tcBorders>
+          </w:tcPr>
+          <w:p>
+            <w:pPr>
+              <w:spacing w:after="40" w:before="40"/>
+            </w:pPr>
+            <w:r>
+              <w:rPr>
+                <w:b w:val="false"/>
+                <w:bCs w:val="false"/>
+                <w:sz w:val="20"/>
+                <w:szCs w:val="20"/>
+              </w:rPr>
+              <w:t xml:space="preserve">咨询顾问（行业报告）</w:t>
+            </w:r>
+          </w:p>
+        </w:tc>
+        <w:tc>
+          <w:tcPr>
+            <w:tcW w:type="dxa" w:w="2250"/>
+            <w:tcBorders>
+              <w:top w:val="single" w:color="CCCCCC" w:sz="1"/>
+              <w:left w:val="single" w:color="CCCCCC" w:sz="1"/>
+              <w:bottom w:val="single" w:color="CCCCCC" w:sz="1"/>
+              <w:right w:val="single" w:color="CCCCCC" w:sz="1"/>
+            </w:tcBorders>
+          </w:tcPr>
+          <w:p>
+            <w:pPr>
+              <w:spacing w:after="40" w:before="40"/>
+            </w:pPr>
+            <w:r>
+              <w:rPr>
+                <w:b w:val="false"/>
+                <w:bCs w:val="false"/>
+                <w:sz w:val="20"/>
+                <w:szCs w:val="20"/>
+              </w:rPr>
+              <w:t xml:space="preserve">3 天</w:t>
+            </w:r>
+          </w:p>
+        </w:tc>
+        <w:tc>
+          <w:tcPr>
+            <w:tcW w:type="dxa" w:w="2250"/>
+            <w:tcBorders>
+              <w:top w:val="single" w:color="CCCCCC" w:sz="1"/>
+              <w:left w:val="single" w:color="CCCCCC" w:sz="1"/>
+              <w:bottom w:val="single" w:color="CCCCCC" w:sz="1"/>
+              <w:right w:val="single" w:color="CCCCCC" w:sz="1"/>
+            </w:tcBorders>
+          </w:tcPr>
+          <w:p>
+            <w:pPr>
+              <w:spacing w:after="40" w:before="40"/>
+            </w:pPr>
+            <w:r>
+              <w:rPr>
+                <w:b w:val="false"/>
+                <w:bCs w:val="false"/>
+                <w:sz w:val="20"/>
+                <w:szCs w:val="20"/>
+              </w:rPr>
+              <w:t xml:space="preserve">3 小时</w:t>
+            </w:r>
+          </w:p>
+        </w:tc>
+        <w:tc>
+          <w:tcPr>
+            <w:tcW w:type="dxa" w:w="2250"/>
+            <w:tcBorders>
+              <w:top w:val="single" w:color="CCCCCC" w:sz="1"/>
+              <w:left w:val="single" w:color="CCCCCC" w:sz="1"/>
+              <w:bottom w:val="single" w:color="CCCCCC" w:sz="1"/>
+              <w:right w:val="single" w:color="CCCCCC" w:sz="1"/>
+            </w:tcBorders>
+          </w:tcPr>
+          <w:p>
+            <w:pPr>
+              <w:spacing w:after="40" w:before="40"/>
+            </w:pPr>
+            <w:r>
+              <w:rPr>
+                <w:b w:val="false"/>
+                <w:bCs w:val="false"/>
+                <w:sz w:val="20"/>
+                <w:szCs w:val="20"/>
+              </w:rPr>
+              <w:t xml:space="preserve">90%</w:t>
+            </w:r>
+          </w:p>
+        </w:tc>
+      </w:tr>
+    </w:tbl>
+    <w:p>
+      <w:pPr>
+        <w:spacing w:after="100"/>
+      </w:pPr>
+    </w:p>
+    <w:p>
+      <w:pPr>
+        <w:spacing w:after="80"/>
+      </w:pPr>
+      <w:r>
+        <w:rPr>
+          <w:sz w:val="22"/>
+          <w:szCs w:val="22"/>
+        </w:rPr>
+        <w:t xml:space="preserve"/>
+      </w:r>
+    </w:p>
+    <w:p>
+      <w:pPr>
+        <w:spacing w:after="80"/>
+      </w:pPr>
+      <w:r>
+        <w:rPr>
+          <w:sz w:val="22"/>
+          <w:szCs w:val="22"/>
+        </w:rPr>
+        <w:t xml:space="preserve">成本节省：</w:t>
+      </w:r>
+    </w:p>
+    <w:p>
+      <w:pPr>
+        <w:spacing w:after="80"/>
+      </w:pPr>
+      <w:r>
+        <w:rPr>
+          <w:sz w:val="22"/>
+          <w:szCs w:val="22"/>
+        </w:rPr>
+        <w:t xml:space="preserve"/>
+      </w:r>
+    </w:p>
+    <w:tbl>
+      <w:tblPr>
+        <w:tblW w:type="dxa" w:w="9000"/>
+        <w:tblBorders>
+          <w:top w:val="single" w:color="auto" w:sz="4"/>
+          <w:left w:val="single" w:color="auto" w:sz="4"/>
+          <w:bottom w:val="single" w:color="auto" w:sz="4"/>
+          <w:right w:val="single" w:color="auto" w:sz="4"/>
+          <w:insideH w:val="single" w:color="auto" w:sz="4"/>
+          <w:insideV w:val="single" w:color="auto" w:sz="4"/>
+        </w:tblBorders>
+      </w:tblPr>
+      <w:tblGrid>
+        <w:gridCol w:w="100"/>
+        <w:gridCol w:w="100"/>
+        <w:gridCol w:w="100"/>
+      </w:tblGrid>
+      <w:tr>
+        <w:tc>
+          <w:tcPr>
+            <w:tcW w:type="dxa" w:w="3000"/>
+            <w:tcBorders>
+              <w:top w:val="single" w:color="CCCCCC" w:sz="1"/>
+              <w:left w:val="single" w:color="CCCCCC" w:sz="1"/>
+              <w:bottom w:val="single" w:color="CCCCCC" w:sz="1"/>
+              <w:right w:val="single" w:color="CCCCCC" w:sz="1"/>
+            </w:tcBorders>
+            <w:shd w:color="E2E8F0" w:val="solid"/>
+          </w:tcPr>
+          <w:p>
+            <w:pPr>
+              <w:spacing w:after="40" w:before="40"/>
+            </w:pPr>
+            <w:r>
+              <w:rPr>
+                <w:b/>
+                <w:bCs/>
+                <w:sz w:val="20"/>
+                <w:szCs w:val="20"/>
+              </w:rPr>
+              <w:t xml:space="preserve">项目</w:t>
+            </w:r>
+          </w:p>
+        </w:tc>
+        <w:tc>
+          <w:tcPr>
+            <w:tcW w:type="dxa" w:w="3000"/>
+            <w:tcBorders>
+              <w:top w:val="single" w:color="CCCCCC" w:sz="1"/>
+              <w:left w:val="single" w:color="CCCCCC" w:sz="1"/>
+              <w:bottom w:val="single" w:color="CCCCCC" w:sz="1"/>
+              <w:right w:val="single" w:color="CCCCCC" w:sz="1"/>
+            </w:tcBorders>
+            <w:shd w:color="E2E8F0" w:val="solid"/>
+          </w:tcPr>
+          <w:p>
+            <w:pPr>
+              <w:spacing w:after="40" w:before="40"/>
+            </w:pPr>
+            <w:r>
+              <w:rPr>
+                <w:b/>
+                <w:bCs/>
+                <w:sz w:val="20"/>
+                <w:szCs w:val="20"/>
+              </w:rPr>
+              <w:t xml:space="preserve">金额</w:t>
+            </w:r>
+          </w:p>
+        </w:tc>
+        <w:tc>
+          <w:tcPr>
+            <w:tcW w:type="dxa" w:w="3000"/>
+            <w:tcBorders>
+              <w:top w:val="single" w:color="CCCCCC" w:sz="1"/>
+              <w:left w:val="single" w:color="CCCCCC" w:sz="1"/>
+              <w:bottom w:val="single" w:color="CCCCCC" w:sz="1"/>
+              <w:right w:val="single" w:color="CCCCCC" w:sz="1"/>
+            </w:tcBorders>
+            <w:shd w:color="E2E8F0" w:val="solid"/>
+          </w:tcPr>
+          <w:p>
+            <w:pPr>
+              <w:spacing w:after="40" w:before="40"/>
+            </w:pPr>
+            <w:r>
+              <w:rPr>
+                <w:b/>
+                <w:bCs/>
+                <w:sz w:val="20"/>
+                <w:szCs w:val="20"/>
+              </w:rPr>
+              <w:t xml:space="preserve">说明</w:t>
+            </w:r>
+          </w:p>
+        </w:tc>
+      </w:tr>
+      <w:tr>
+        <w:tc>
+          <w:tcPr>
+            <w:tcW w:type="dxa" w:w="3000"/>
+            <w:tcBorders>
+              <w:top w:val="single" w:color="CCCCCC" w:sz="1"/>
+              <w:left w:val="single" w:color="CCCCCC" w:sz="1"/>
+              <w:bottom w:val="single" w:color="CCCCCC" w:sz="1"/>
+              <w:right w:val="single" w:color="CCCCCC" w:sz="1"/>
+            </w:tcBorders>
+          </w:tcPr>
+          <w:p>
+            <w:pPr>
+              <w:spacing w:after="40" w:before="40"/>
+            </w:pPr>
+            <w:r>
+              <w:rPr>
+                <w:b w:val="false"/>
+                <w:bCs w:val="false"/>
+                <w:sz w:val="20"/>
+                <w:szCs w:val="20"/>
+              </w:rPr>
+              <w:t xml:space="preserve">团队规模</w:t>
+            </w:r>
+          </w:p>
+        </w:tc>
+        <w:tc>
+          <w:tcPr>
+            <w:tcW w:type="dxa" w:w="3000"/>
+            <w:tcBorders>
+              <w:top w:val="single" w:color="CCCCCC" w:sz="1"/>
+              <w:left w:val="single" w:color="CCCCCC" w:sz="1"/>
+              <w:bottom w:val="single" w:color="CCCCCC" w:sz="1"/>
+              <w:right w:val="single" w:color="CCCCCC" w:sz="1"/>
+            </w:tcBorders>
+          </w:tcPr>
+          <w:p>
+            <w:pPr>
+              <w:spacing w:after="40" w:before="40"/>
+            </w:pPr>
+            <w:r>
+              <w:rPr>
+                <w:b w:val="false"/>
+                <w:bCs w:val="false"/>
+                <w:sz w:val="20"/>
+                <w:szCs w:val="20"/>
+              </w:rPr>
+              <w:t xml:space="preserve">50 人</w:t>
+            </w:r>
+          </w:p>
+        </w:tc>
+        <w:tc>
+          <w:tcPr>
+            <w:tcW w:type="dxa" w:w="3000"/>
+            <w:tcBorders>
+              <w:top w:val="single" w:color="CCCCCC" w:sz="1"/>
+              <w:left w:val="single" w:color="CCCCCC" w:sz="1"/>
+              <w:bottom w:val="single" w:color="CCCCCC" w:sz="1"/>
+              <w:right w:val="single" w:color="CCCCCC" w:sz="1"/>
+            </w:tcBorders>
+          </w:tcPr>
+          <w:p>
+            <w:pPr>
+              <w:spacing w:after="40" w:before="40"/>
+            </w:pPr>
+            <w:r>
+              <w:rPr>
+                <w:b w:val="false"/>
+                <w:bCs w:val="false"/>
+                <w:sz w:val="20"/>
+                <w:szCs w:val="20"/>
+              </w:rPr>
+              <w:t xml:space="preserve">平均薪资 $50/小时</w:t>
+            </w:r>
+          </w:p>
+        </w:tc>
+      </w:tr>
+      <w:tr>
+        <w:tc>
+          <w:tcPr>
+            <w:tcW w:type="dxa" w:w="3000"/>
+            <w:tcBorders>
+              <w:top w:val="single" w:color="CCCCCC" w:sz="1"/>
+              <w:left w:val="single" w:color="CCCCCC" w:sz="1"/>
+              <w:bottom w:val="single" w:color="CCCCCC" w:sz="1"/>
+              <w:right w:val="single" w:color="CCCCCC" w:sz="1"/>
+            </w:tcBorders>
+          </w:tcPr>
+          <w:p>
+            <w:pPr>
+              <w:spacing w:after="40" w:before="40"/>
+            </w:pPr>
+            <w:r>
+              <w:rPr>
+                <w:b w:val="false"/>
+                <w:bCs w:val="false"/>
+                <w:sz w:val="20"/>
+                <w:szCs w:val="20"/>
+              </w:rPr>
+              <w:t xml:space="preserve">每月节省时间</w:t>
+            </w:r>
+          </w:p>
+        </w:tc>
+        <w:tc>
+          <w:tcPr>
+            <w:tcW w:type="dxa" w:w="3000"/>
+            <w:tcBorders>
+              <w:top w:val="single" w:color="CCCCCC" w:sz="1"/>
+              <w:left w:val="single" w:color="CCCCCC" w:sz="1"/>
+              <w:bottom w:val="single" w:color="CCCCCC" w:sz="1"/>
+              <w:right w:val="single" w:color="CCCCCC" w:sz="1"/>
+            </w:tcBorders>
+          </w:tcPr>
+          <w:p>
+            <w:pPr>
+              <w:spacing w:after="40" w:before="40"/>
+            </w:pPr>
+            <w:r>
+              <w:rPr>
+                <w:b w:val="false"/>
+                <w:bCs w:val="false"/>
+                <w:sz w:val="20"/>
+                <w:szCs w:val="20"/>
+              </w:rPr>
+              <w:t xml:space="preserve">$20,000/月</w:t>
+            </w:r>
+          </w:p>
+        </w:tc>
+        <w:tc>
+          <w:tcPr>
+            <w:tcW w:type="dxa" w:w="3000"/>
+            <w:tcBorders>
+              <w:top w:val="single" w:color="CCCCCC" w:sz="1"/>
+              <w:left w:val="single" w:color="CCCCCC" w:sz="1"/>
+              <w:bottom w:val="single" w:color="CCCCCC" w:sz="1"/>
+              <w:right w:val="single" w:color="CCCCCC" w:sz="1"/>
+            </w:tcBorders>
+          </w:tcPr>
+          <w:p>
+            <w:pPr>
+              <w:spacing w:after="40" w:before="40"/>
+            </w:pPr>
+            <w:r>
+              <w:rPr>
+                <w:b w:val="false"/>
+                <w:bCs w:val="false"/>
+                <w:sz w:val="20"/>
+                <w:szCs w:val="20"/>
+              </w:rPr>
+              <w:t xml:space="preserve">50 人 × 8 小时/月 × $50/小时</w:t>
+            </w:r>
+          </w:p>
+        </w:tc>
+      </w:tr>
+      <w:tr>
+        <w:tc>
+          <w:tcPr>
+            <w:tcW w:type="dxa" w:w="3000"/>
+            <w:tcBorders>
+              <w:top w:val="single" w:color="CCCCCC" w:sz="1"/>
+              <w:left w:val="single" w:color="CCCCCC" w:sz="1"/>
+              <w:bottom w:val="single" w:color="CCCCCC" w:sz="1"/>
+              <w:right w:val="single" w:color="CCCCCC" w:sz="1"/>
+            </w:tcBorders>
+          </w:tcPr>
+          <w:p>
+            <w:pPr>
+              <w:spacing w:after="40" w:before="40"/>
+            </w:pPr>
+            <w:r>
+              <w:rPr>
+                <w:b w:val="false"/>
+                <w:bCs w:val="false"/>
+                <w:sz w:val="20"/>
+                <w:szCs w:val="20"/>
+              </w:rPr>
+              <w:t xml:space="preserve">i-Write 费用</w:t>
+            </w:r>
+          </w:p>
+        </w:tc>
+        <w:tc>
+          <w:tcPr>
+            <w:tcW w:type="dxa" w:w="3000"/>
+            <w:tcBorders>
+              <w:top w:val="single" w:color="CCCCCC" w:sz="1"/>
+              <w:left w:val="single" w:color="CCCCCC" w:sz="1"/>
+              <w:bottom w:val="single" w:color="CCCCCC" w:sz="1"/>
+              <w:right w:val="single" w:color="CCCCCC" w:sz="1"/>
+            </w:tcBorders>
+          </w:tcPr>
+          <w:p>
+            <w:pPr>
+              <w:spacing w:after="40" w:before="40"/>
+            </w:pPr>
+            <w:r>
+              <w:rPr>
+                <w:b w:val="false"/>
+                <w:bCs w:val="false"/>
+                <w:sz w:val="20"/>
+                <w:szCs w:val="20"/>
+              </w:rPr>
+              <w:t xml:space="preserve">$2,450/月</w:t>
+            </w:r>
+          </w:p>
+        </w:tc>
+        <w:tc>
+          <w:tcPr>
+            <w:tcW w:type="dxa" w:w="3000"/>
+            <w:tcBorders>
+              <w:top w:val="single" w:color="CCCCCC" w:sz="1"/>
+              <w:left w:val="single" w:color="CCCCCC" w:sz="1"/>
+              <w:bottom w:val="single" w:color="CCCCCC" w:sz="1"/>
+              <w:right w:val="single" w:color="CCCCCC" w:sz="1"/>
+            </w:tcBorders>
+          </w:tcPr>
+          <w:p>
+            <w:pPr>
+              <w:spacing w:after="40" w:before="40"/>
+            </w:pPr>
+            <w:r>
+              <w:rPr>
+                <w:b w:val="false"/>
+                <w:bCs w:val="false"/>
+                <w:sz w:val="20"/>
+                <w:szCs w:val="20"/>
+              </w:rPr>
+              <w:t xml:space="preserve">$49/月/人 × 50 人</w:t>
+            </w:r>
+          </w:p>
+        </w:tc>
+      </w:tr>
+      <w:tr>
+        <w:tc>
+          <w:tcPr>
+            <w:tcW w:type="dxa" w:w="3000"/>
+            <w:tcBorders>
+              <w:top w:val="single" w:color="CCCCCC" w:sz="1"/>
+              <w:left w:val="single" w:color="CCCCCC" w:sz="1"/>
+              <w:bottom w:val="single" w:color="CCCCCC" w:sz="1"/>
+              <w:right w:val="single" w:color="CCCCCC" w:sz="1"/>
+            </w:tcBorders>
+          </w:tcPr>
+          <w:p>
+            <w:pPr>
+              <w:spacing w:after="40" w:before="40"/>
+            </w:pPr>
+            <w:r>
+              <w:rPr>
+                <w:b w:val="false"/>
+                <w:bCs w:val="false"/>
+                <w:sz w:val="20"/>
+                <w:szCs w:val="20"/>
+              </w:rPr>
+              <w:t xml:space="preserve">净节省</w:t>
+            </w:r>
+          </w:p>
+        </w:tc>
+        <w:tc>
+          <w:tcPr>
+            <w:tcW w:type="dxa" w:w="3000"/>
+            <w:tcBorders>
+              <w:top w:val="single" w:color="CCCCCC" w:sz="1"/>
+              <w:left w:val="single" w:color="CCCCCC" w:sz="1"/>
+              <w:bottom w:val="single" w:color="CCCCCC" w:sz="1"/>
+              <w:right w:val="single" w:color="CCCCCC" w:sz="1"/>
+            </w:tcBorders>
+          </w:tcPr>
+          <w:p>
+            <w:pPr>
+              <w:spacing w:after="40" w:before="40"/>
+            </w:pPr>
+            <w:r>
+              <w:rPr>
+                <w:b w:val="false"/>
+                <w:bCs w:val="false"/>
+                <w:sz w:val="20"/>
+                <w:szCs w:val="20"/>
+              </w:rPr>
+              <w:t xml:space="preserve">$17,550/月</w:t>
+            </w:r>
+          </w:p>
+        </w:tc>
+        <w:tc>
+          <w:tcPr>
+            <w:tcW w:type="dxa" w:w="3000"/>
+            <w:tcBorders>
+              <w:top w:val="single" w:color="CCCCCC" w:sz="1"/>
+              <w:left w:val="single" w:color="CCCCCC" w:sz="1"/>
+              <w:bottom w:val="single" w:color="CCCCCC" w:sz="1"/>
+              <w:right w:val="single" w:color="CCCCCC" w:sz="1"/>
+            </w:tcBorders>
+          </w:tcPr>
+          <w:p>
+            <w:pPr>
+              <w:spacing w:after="40" w:before="40"/>
+            </w:pPr>
+            <w:r>
+              <w:rPr>
+                <w:b w:val="false"/>
+                <w:bCs w:val="false"/>
+                <w:sz w:val="20"/>
+                <w:szCs w:val="20"/>
+              </w:rPr>
+              <w:t xml:space="preserve">ROI: 716%</w:t>
+            </w:r>
+          </w:p>
+        </w:tc>
+      </w:tr>
+    </w:tbl>
+    <w:p>
+      <w:pPr>
+        <w:spacing w:after="100"/>
+      </w:pPr>
+    </w:p>
+    <w:p>
+      <w:pPr>
+        <w:spacing w:after="80"/>
+      </w:pPr>
+      <w:r>
+        <w:rPr>
+          <w:sz w:val="22"/>
+          <w:szCs w:val="22"/>
+        </w:rPr>
+        <w:t xml:space="preserve"/>
+      </w:r>
+    </w:p>
+    <w:p>
+      <w:pPr>
+        <w:spacing w:after="80"/>
+      </w:pPr>
+      <w:r>
+        <w:rPr>
+          <w:sz w:val="22"/>
+          <w:szCs w:val="22"/>
+        </w:rPr>
+        <w:t xml:space="preserve">质量提升：</w:t>
+      </w:r>
+    </w:p>
+    <w:p>
+      <w:pPr>
+        <w:spacing w:after="80"/>
+      </w:pPr>
+      <w:r>
+        <w:rPr>
+          <w:sz w:val="22"/>
+          <w:szCs w:val="22"/>
+        </w:rPr>
+        <w:t xml:space="preserve">- 溯源能力确保内容准确性</w:t>
+      </w:r>
+    </w:p>
+    <w:p>
+      <w:pPr>
+        <w:spacing w:after="80"/>
+      </w:pPr>
+      <w:r>
+        <w:rPr>
+          <w:sz w:val="22"/>
+          <w:szCs w:val="22"/>
+        </w:rPr>
+        <w:t xml:space="preserve">- Trust Score 评估可信度</w:t>
+      </w:r>
+    </w:p>
+    <w:p>
+      <w:pPr>
+        <w:spacing w:after="80"/>
+      </w:pPr>
+      <w:r>
+        <w:rPr>
+          <w:sz w:val="22"/>
+          <w:szCs w:val="22"/>
+        </w:rPr>
+        <w:t xml:space="preserve">- 减少人工校对时间</w:t>
       </w:r>
     </w:p>
     <w:p>
@@ -391,67 +1442,31 @@
           <w:sz w:val="26"/>
           <w:szCs w:val="26"/>
         </w:rPr>
-        <w:t xml:space="preserve">4. ROI 分析</w:t>
-      </w:r>
-    </w:p>
-    <w:p>
-      <w:pPr>
-        <w:spacing w:after="80"/>
-      </w:pPr>
-      <w:r>
-        <w:rPr>
-          <w:sz w:val="22"/>
-          <w:szCs w:val="22"/>
-        </w:rPr>
-        <w:t xml:space="preserve">成本：$49/人/月 × 200 人 = $9,800/月（$117,600/年）</w:t>
-      </w:r>
-    </w:p>
-    <w:p>
-      <w:pPr>
-        <w:spacing w:after="80"/>
-      </w:pPr>
-      <w:r>
-        <w:rPr>
-          <w:sz w:val="22"/>
-          <w:szCs w:val="22"/>
-        </w:rPr>
-        <w:t xml:space="preserve">收益：</w:t>
-      </w:r>
-    </w:p>
-    <w:p>
-      <w:pPr>
-        <w:spacing w:after="80"/>
-      </w:pPr>
-      <w:r>
-        <w:rPr>
-          <w:sz w:val="22"/>
-          <w:szCs w:val="22"/>
-        </w:rPr>
-        <w:t xml:space="preserve">- 文档写作时间减少 60%（从 4 小时降到 1.5 小时）</w:t>
-      </w:r>
-    </w:p>
-    <w:p>
-      <w:pPr>
-        <w:spacing w:after="80"/>
-      </w:pPr>
-      <w:r>
-        <w:rPr>
-          <w:sz w:val="22"/>
-          <w:szCs w:val="22"/>
-        </w:rPr>
-        <w:t xml:space="preserve">- 每人每月节省 10 小时 × $50/小时 = $500/人</w:t>
-      </w:r>
-    </w:p>
-    <w:p>
-      <w:pPr>
-        <w:spacing w:after="80"/>
-      </w:pPr>
-      <w:r>
-        <w:rPr>
-          <w:sz w:val="22"/>
-          <w:szCs w:val="22"/>
-        </w:rPr>
-        <w:t xml:space="preserve">- 200 人 × $500 = $100,000/月</w:t>
+        <w:t xml:space="preserve">4. 用户证言</w:t>
+      </w:r>
+    </w:p>
+    <w:p>
+      <w:pPr>
+        <w:spacing w:after="80"/>
+      </w:pPr>
+      <w:r>
+        <w:rPr>
+          <w:sz w:val="22"/>
+          <w:szCs w:val="22"/>
+        </w:rPr>
+        <w:t xml:space="preserve">Acme Corp CTO 赵军：</w:t>
+      </w:r>
+    </w:p>
+    <w:p>
+      <w:pPr>
+        <w:spacing w:after="80"/>
+      </w:pPr>
+      <w:r>
+        <w:rPr>
+          <w:sz w:val="22"/>
+          <w:szCs w:val="22"/>
+        </w:rPr>
+        <w:t xml:space="preserve">「i-Write 帮助我们的产品经理和工程师节省了大量时间，以前写一份 PRD 需要 2 天，现在只需要 2 小时。溯源功能让我们可以快速验证生成内容的准确性，Trust Score 让我们对生成内容有信心。」</w:t>
       </w:r>
     </w:p>
     <w:p>
@@ -475,7 +1490,661 @@
           <w:sz w:val="22"/>
           <w:szCs w:val="22"/>
         </w:rPr>
-        <w:t xml:space="preserve">ROI: ($100,000 - $9,800) / $9,800 = 920%</w:t>
+        <w:t xml:space="preserve">Acme Corp 高级产品经理：</w:t>
+      </w:r>
+    </w:p>
+    <w:p>
+      <w:pPr>
+        <w:spacing w:after="80"/>
+      </w:pPr>
+      <w:r>
+        <w:rPr>
+          <w:sz w:val="22"/>
+          <w:szCs w:val="22"/>
+        </w:rPr>
+        <w:t xml:space="preserve">「i-Write 的知识库集成非常方便，我可以直接连接公司的 OneDrive 和 Confluence，生成的 PRD 自动引用了最新的市场数据和用户反馈。以前我需要花半天时间整理这些资料，现在 i-Write 帮我自动完成了。」</w:t>
+      </w:r>
+    </w:p>
+    <w:p>
+      <w:pPr>
+        <w:spacing w:after="80"/>
+      </w:pPr>
+      <w:r>
+        <w:rPr>
+          <w:sz w:val="22"/>
+          <w:szCs w:val="22"/>
+        </w:rPr>
+        <w:t xml:space="preserve"/>
+      </w:r>
+    </w:p>
+    <w:p>
+      <w:pPr>
+        <w:spacing w:after="80"/>
+      </w:pPr>
+      <w:r>
+        <w:rPr>
+          <w:sz w:val="22"/>
+          <w:szCs w:val="22"/>
+        </w:rPr>
+        <w:t xml:space="preserve">Acme Corp 高级工程师：</w:t>
+      </w:r>
+    </w:p>
+    <w:p>
+      <w:pPr>
+        <w:spacing w:after="80"/>
+      </w:pPr>
+      <w:r>
+        <w:rPr>
+          <w:sz w:val="22"/>
+          <w:szCs w:val="22"/>
+        </w:rPr>
+        <w:t xml:space="preserve">「i-Write 的技术文档生成功能非常准确，它能自动查阅我们的 GitHub 仓库和内部文档，生成的技术方案引用了最新的代码和设计文档。以前我写一份技术方案需要 1 天，现在只需要 1 小时。」</w:t>
+      </w:r>
+    </w:p>
+    <w:p>
+      <w:pPr>
+        <w:pStyle w:val="Heading2"/>
+        <w:spacing w:after="150" w:before="300"/>
+      </w:pPr>
+      <w:r>
+        <w:rPr>
+          <w:b/>
+          <w:bCs/>
+          <w:sz w:val="26"/>
+          <w:szCs w:val="26"/>
+        </w:rPr>
+        <w:t xml:space="preserve">5. 实施计划</w:t>
+      </w:r>
+    </w:p>
+    <w:p>
+      <w:pPr>
+        <w:spacing w:after="80"/>
+      </w:pPr>
+      <w:r>
+        <w:rPr>
+          <w:sz w:val="22"/>
+          <w:szCs w:val="22"/>
+        </w:rPr>
+        <w:t xml:space="preserve">Acme Corp 实施计划：</w:t>
+      </w:r>
+    </w:p>
+    <w:p>
+      <w:pPr>
+        <w:spacing w:after="80"/>
+      </w:pPr>
+      <w:r>
+        <w:rPr>
+          <w:sz w:val="22"/>
+          <w:szCs w:val="22"/>
+        </w:rPr>
+        <w:t xml:space="preserve"/>
+      </w:r>
+    </w:p>
+    <w:p>
+      <w:pPr>
+        <w:spacing w:after="80"/>
+      </w:pPr>
+      <w:r>
+        <w:rPr>
+          <w:sz w:val="22"/>
+          <w:szCs w:val="22"/>
+        </w:rPr>
+        <w:t xml:space="preserve">Phase 1: 环境搭建（1 周）</w:t>
+      </w:r>
+    </w:p>
+    <w:p>
+      <w:pPr>
+        <w:spacing w:after="80"/>
+      </w:pPr>
+      <w:r>
+        <w:rPr>
+          <w:sz w:val="22"/>
+          <w:szCs w:val="22"/>
+        </w:rPr>
+        <w:t xml:space="preserve">- 部署 i-Write 到 Acme Corp 内部服务器</w:t>
+      </w:r>
+    </w:p>
+    <w:p>
+      <w:pPr>
+        <w:spacing w:after="80"/>
+      </w:pPr>
+      <w:r>
+        <w:rPr>
+          <w:sz w:val="22"/>
+          <w:szCs w:val="22"/>
+        </w:rPr>
+        <w:t xml:space="preserve">- 配置 Azure AD SSO 集成</w:t>
+      </w:r>
+    </w:p>
+    <w:p>
+      <w:pPr>
+        <w:spacing w:after="80"/>
+      </w:pPr>
+      <w:r>
+        <w:rPr>
+          <w:sz w:val="22"/>
+          <w:szCs w:val="22"/>
+        </w:rPr>
+        <w:t xml:space="preserve">- 配置 Microsoft OneDrive 知识源</w:t>
+      </w:r>
+    </w:p>
+    <w:p>
+      <w:pPr>
+        <w:spacing w:after="80"/>
+      </w:pPr>
+      <w:r>
+        <w:rPr>
+          <w:sz w:val="22"/>
+          <w:szCs w:val="22"/>
+        </w:rPr>
+        <w:t xml:space="preserve">- 配置 GitHub 知识源</w:t>
+      </w:r>
+    </w:p>
+    <w:p>
+      <w:pPr>
+        <w:spacing w:after="80"/>
+      </w:pPr>
+      <w:r>
+        <w:rPr>
+          <w:sz w:val="22"/>
+          <w:szCs w:val="22"/>
+        </w:rPr>
+        <w:t xml:space="preserve"/>
+      </w:r>
+    </w:p>
+    <w:p>
+      <w:pPr>
+        <w:spacing w:after="80"/>
+      </w:pPr>
+      <w:r>
+        <w:rPr>
+          <w:sz w:val="22"/>
+          <w:szCs w:val="22"/>
+        </w:rPr>
+        <w:t xml:space="preserve">Phase 2: 数据迁移（1 周）</w:t>
+      </w:r>
+    </w:p>
+    <w:p>
+      <w:pPr>
+        <w:spacing w:after="80"/>
+      </w:pPr>
+      <w:r>
+        <w:rPr>
+          <w:sz w:val="22"/>
+          <w:szCs w:val="22"/>
+        </w:rPr>
+        <w:t xml:space="preserve">- 导入现有文档到知识库</w:t>
+      </w:r>
+    </w:p>
+    <w:p>
+      <w:pPr>
+        <w:spacing w:after="80"/>
+      </w:pPr>
+      <w:r>
+        <w:rPr>
+          <w:sz w:val="22"/>
+          <w:szCs w:val="22"/>
+        </w:rPr>
+        <w:t xml:space="preserve">- 配置文档分类和标签</w:t>
+      </w:r>
+    </w:p>
+    <w:p>
+      <w:pPr>
+        <w:spacing w:after="80"/>
+      </w:pPr>
+      <w:r>
+        <w:rPr>
+          <w:sz w:val="22"/>
+          <w:szCs w:val="22"/>
+        </w:rPr>
+        <w:t xml:space="preserve">- 测试 RAG 检索准确率</w:t>
+      </w:r>
+    </w:p>
+    <w:p>
+      <w:pPr>
+        <w:spacing w:after="80"/>
+      </w:pPr>
+      <w:r>
+        <w:rPr>
+          <w:sz w:val="22"/>
+          <w:szCs w:val="22"/>
+        </w:rPr>
+        <w:t xml:space="preserve"/>
+      </w:r>
+    </w:p>
+    <w:p>
+      <w:pPr>
+        <w:spacing w:after="80"/>
+      </w:pPr>
+      <w:r>
+        <w:rPr>
+          <w:sz w:val="22"/>
+          <w:szCs w:val="22"/>
+        </w:rPr>
+        <w:t xml:space="preserve">Phase 3: 用户培训（1 周）</w:t>
+      </w:r>
+    </w:p>
+    <w:p>
+      <w:pPr>
+        <w:spacing w:after="80"/>
+      </w:pPr>
+      <w:r>
+        <w:rPr>
+          <w:sz w:val="22"/>
+          <w:szCs w:val="22"/>
+        </w:rPr>
+        <w:t xml:space="preserve">- 管理员培训（2 小时）</w:t>
+      </w:r>
+    </w:p>
+    <w:p>
+      <w:pPr>
+        <w:spacing w:after="80"/>
+      </w:pPr>
+      <w:r>
+        <w:rPr>
+          <w:sz w:val="22"/>
+          <w:szCs w:val="22"/>
+        </w:rPr>
+        <w:t xml:space="preserve">- 普通用户培训（1 小时）</w:t>
+      </w:r>
+    </w:p>
+    <w:p>
+      <w:pPr>
+        <w:spacing w:after="80"/>
+      </w:pPr>
+      <w:r>
+        <w:rPr>
+          <w:sz w:val="22"/>
+          <w:szCs w:val="22"/>
+        </w:rPr>
+        <w:t xml:space="preserve">- 编写用户手册</w:t>
+      </w:r>
+    </w:p>
+    <w:p>
+      <w:pPr>
+        <w:spacing w:after="80"/>
+      </w:pPr>
+      <w:r>
+        <w:rPr>
+          <w:sz w:val="22"/>
+          <w:szCs w:val="22"/>
+        </w:rPr>
+        <w:t xml:space="preserve"/>
+      </w:r>
+    </w:p>
+    <w:p>
+      <w:pPr>
+        <w:spacing w:after="80"/>
+      </w:pPr>
+      <w:r>
+        <w:rPr>
+          <w:sz w:val="22"/>
+          <w:szCs w:val="22"/>
+        </w:rPr>
+        <w:t xml:space="preserve">Phase 4: 试运行（2 周）</w:t>
+      </w:r>
+    </w:p>
+    <w:p>
+      <w:pPr>
+        <w:spacing w:after="80"/>
+      </w:pPr>
+      <w:r>
+        <w:rPr>
+          <w:sz w:val="22"/>
+          <w:szCs w:val="22"/>
+        </w:rPr>
+        <w:t xml:space="preserve">- 10 人试用团队</w:t>
+      </w:r>
+    </w:p>
+    <w:p>
+      <w:pPr>
+        <w:spacing w:after="80"/>
+      </w:pPr>
+      <w:r>
+        <w:rPr>
+          <w:sz w:val="22"/>
+          <w:szCs w:val="22"/>
+        </w:rPr>
+        <w:t xml:space="preserve">- 收集反馈和建议</w:t>
+      </w:r>
+    </w:p>
+    <w:p>
+      <w:pPr>
+        <w:spacing w:after="80"/>
+      </w:pPr>
+      <w:r>
+        <w:rPr>
+          <w:sz w:val="22"/>
+          <w:szCs w:val="22"/>
+        </w:rPr>
+        <w:t xml:space="preserve">- 优化配置和流程</w:t>
+      </w:r>
+    </w:p>
+    <w:p>
+      <w:pPr>
+        <w:spacing w:after="80"/>
+      </w:pPr>
+      <w:r>
+        <w:rPr>
+          <w:sz w:val="22"/>
+          <w:szCs w:val="22"/>
+        </w:rPr>
+        <w:t xml:space="preserve"/>
+      </w:r>
+    </w:p>
+    <w:p>
+      <w:pPr>
+        <w:spacing w:after="80"/>
+      </w:pPr>
+      <w:r>
+        <w:rPr>
+          <w:sz w:val="22"/>
+          <w:szCs w:val="22"/>
+        </w:rPr>
+        <w:t xml:space="preserve">Phase 5: 全面上线（1 周）</w:t>
+      </w:r>
+    </w:p>
+    <w:p>
+      <w:pPr>
+        <w:spacing w:after="80"/>
+      </w:pPr>
+      <w:r>
+        <w:rPr>
+          <w:sz w:val="22"/>
+          <w:szCs w:val="22"/>
+        </w:rPr>
+        <w:t xml:space="preserve">- 50 人团队全面使用</w:t>
+      </w:r>
+    </w:p>
+    <w:p>
+      <w:pPr>
+        <w:spacing w:after="80"/>
+      </w:pPr>
+      <w:r>
+        <w:rPr>
+          <w:sz w:val="22"/>
+          <w:szCs w:val="22"/>
+        </w:rPr>
+        <w:t xml:space="preserve">- 监控系统性能</w:t>
+      </w:r>
+    </w:p>
+    <w:p>
+      <w:pPr>
+        <w:spacing w:after="80"/>
+      </w:pPr>
+      <w:r>
+        <w:rPr>
+          <w:sz w:val="22"/>
+          <w:szCs w:val="22"/>
+        </w:rPr>
+        <w:t xml:space="preserve">- 提供技术支持</w:t>
+      </w:r>
+    </w:p>
+    <w:p>
+      <w:pPr>
+        <w:pStyle w:val="Heading2"/>
+        <w:spacing w:after="150" w:before="300"/>
+      </w:pPr>
+      <w:r>
+        <w:rPr>
+          <w:b/>
+          <w:bCs/>
+          <w:sz w:val="26"/>
+          <w:szCs w:val="26"/>
+        </w:rPr>
+        <w:t xml:space="preserve">6. 风险和缓解</w:t>
+      </w:r>
+    </w:p>
+    <w:p>
+      <w:pPr>
+        <w:spacing w:after="80"/>
+      </w:pPr>
+      <w:r>
+        <w:rPr>
+          <w:sz w:val="22"/>
+          <w:szCs w:val="22"/>
+        </w:rPr>
+        <w:t xml:space="preserve">风险识别和缓解措施：</w:t>
+      </w:r>
+    </w:p>
+    <w:p>
+      <w:pPr>
+        <w:spacing w:after="80"/>
+      </w:pPr>
+      <w:r>
+        <w:rPr>
+          <w:sz w:val="22"/>
+          <w:szCs w:val="22"/>
+        </w:rPr>
+        <w:t xml:space="preserve"/>
+      </w:r>
+    </w:p>
+    <w:p>
+      <w:pPr>
+        <w:spacing w:after="80"/>
+      </w:pPr>
+      <w:r>
+        <w:rPr>
+          <w:sz w:val="22"/>
+          <w:szCs w:val="22"/>
+        </w:rPr>
+        <w:t xml:space="preserve">风险 1: 数据安全</w:t>
+      </w:r>
+    </w:p>
+    <w:p>
+      <w:pPr>
+        <w:spacing w:after="80"/>
+      </w:pPr>
+      <w:r>
+        <w:rPr>
+          <w:sz w:val="22"/>
+          <w:szCs w:val="22"/>
+        </w:rPr>
+        <w:t xml:space="preserve">- 风险：企业敏感数据泄露</w:t>
+      </w:r>
+    </w:p>
+    <w:p>
+      <w:pPr>
+        <w:spacing w:after="80"/>
+      </w:pPr>
+      <w:r>
+        <w:rPr>
+          <w:sz w:val="22"/>
+          <w:szCs w:val="22"/>
+        </w:rPr>
+        <w:t xml:space="preserve">- 缓解：数据加密、访问控制、审计日志</w:t>
+      </w:r>
+    </w:p>
+    <w:p>
+      <w:pPr>
+        <w:spacing w:after="80"/>
+      </w:pPr>
+      <w:r>
+        <w:rPr>
+          <w:sz w:val="22"/>
+          <w:szCs w:val="22"/>
+        </w:rPr>
+        <w:t xml:space="preserve">- 责任人：陈强（技术负责人）</w:t>
+      </w:r>
+    </w:p>
+    <w:p>
+      <w:pPr>
+        <w:spacing w:after="80"/>
+      </w:pPr>
+      <w:r>
+        <w:rPr>
+          <w:sz w:val="22"/>
+          <w:szCs w:val="22"/>
+        </w:rPr>
+        <w:t xml:space="preserve"/>
+      </w:r>
+    </w:p>
+    <w:p>
+      <w:pPr>
+        <w:spacing w:after="80"/>
+      </w:pPr>
+      <w:r>
+        <w:rPr>
+          <w:sz w:val="22"/>
+          <w:szCs w:val="22"/>
+        </w:rPr>
+        <w:t xml:space="preserve">风险 2: 系统稳定性</w:t>
+      </w:r>
+    </w:p>
+    <w:p>
+      <w:pPr>
+        <w:spacing w:after="80"/>
+      </w:pPr>
+      <w:r>
+        <w:rPr>
+          <w:sz w:val="22"/>
+          <w:szCs w:val="22"/>
+        </w:rPr>
+        <w:t xml:space="preserve">- 风险：系统宕机影响业务</w:t>
+      </w:r>
+    </w:p>
+    <w:p>
+      <w:pPr>
+        <w:spacing w:after="80"/>
+      </w:pPr>
+      <w:r>
+        <w:rPr>
+          <w:sz w:val="22"/>
+          <w:szCs w:val="22"/>
+        </w:rPr>
+        <w:t xml:space="preserve">- 缓解：高可用部署、自动备份、故障恢复</w:t>
+      </w:r>
+    </w:p>
+    <w:p>
+      <w:pPr>
+        <w:spacing w:after="80"/>
+      </w:pPr>
+      <w:r>
+        <w:rPr>
+          <w:sz w:val="22"/>
+          <w:szCs w:val="22"/>
+        </w:rPr>
+        <w:t xml:space="preserve">- 责任人：徐骏（DevOps）</w:t>
+      </w:r>
+    </w:p>
+    <w:p>
+      <w:pPr>
+        <w:spacing w:after="80"/>
+      </w:pPr>
+      <w:r>
+        <w:rPr>
+          <w:sz w:val="22"/>
+          <w:szCs w:val="22"/>
+        </w:rPr>
+        <w:t xml:space="preserve"/>
+      </w:r>
+    </w:p>
+    <w:p>
+      <w:pPr>
+        <w:spacing w:after="80"/>
+      </w:pPr>
+      <w:r>
+        <w:rPr>
+          <w:sz w:val="22"/>
+          <w:szCs w:val="22"/>
+        </w:rPr>
+        <w:t xml:space="preserve">风险 3: 用户接受度</w:t>
+      </w:r>
+    </w:p>
+    <w:p>
+      <w:pPr>
+        <w:spacing w:after="80"/>
+      </w:pPr>
+      <w:r>
+        <w:rPr>
+          <w:sz w:val="22"/>
+          <w:szCs w:val="22"/>
+        </w:rPr>
+        <w:t xml:space="preserve">- 风险：用户不愿意使用新工具</w:t>
+      </w:r>
+    </w:p>
+    <w:p>
+      <w:pPr>
+        <w:spacing w:after="80"/>
+      </w:pPr>
+      <w:r>
+        <w:rPr>
+          <w:sz w:val="22"/>
+          <w:szCs w:val="22"/>
+        </w:rPr>
+        <w:t xml:space="preserve">- 缓解：用户培训、持续优化、快速响应反馈</w:t>
+      </w:r>
+    </w:p>
+    <w:p>
+      <w:pPr>
+        <w:spacing w:after="80"/>
+      </w:pPr>
+      <w:r>
+        <w:rPr>
+          <w:sz w:val="22"/>
+          <w:szCs w:val="22"/>
+        </w:rPr>
+        <w:t xml:space="preserve">- 责任人：李鑫（客户成功）</w:t>
+      </w:r>
+    </w:p>
+    <w:p>
+      <w:pPr>
+        <w:spacing w:after="80"/>
+      </w:pPr>
+      <w:r>
+        <w:rPr>
+          <w:sz w:val="22"/>
+          <w:szCs w:val="22"/>
+        </w:rPr>
+        <w:t xml:space="preserve"/>
+      </w:r>
+    </w:p>
+    <w:p>
+      <w:pPr>
+        <w:spacing w:after="80"/>
+      </w:pPr>
+      <w:r>
+        <w:rPr>
+          <w:sz w:val="22"/>
+          <w:szCs w:val="22"/>
+        </w:rPr>
+        <w:t xml:space="preserve">风险 4: 成本超支</w:t>
+      </w:r>
+    </w:p>
+    <w:p>
+      <w:pPr>
+        <w:spacing w:after="80"/>
+      </w:pPr>
+      <w:r>
+        <w:rPr>
+          <w:sz w:val="22"/>
+          <w:szCs w:val="22"/>
+        </w:rPr>
+        <w:t xml:space="preserve">- 风险：LLM 调用成本超预期</w:t>
+      </w:r>
+    </w:p>
+    <w:p>
+      <w:pPr>
+        <w:spacing w:after="80"/>
+      </w:pPr>
+      <w:r>
+        <w:rPr>
+          <w:sz w:val="22"/>
+          <w:szCs w:val="22"/>
+        </w:rPr>
+        <w:t xml:space="preserve">- 缓解：缓存优化、批量处理、成本监控</w:t>
+      </w:r>
+    </w:p>
+    <w:p>
+      <w:pPr>
+        <w:spacing w:after="80"/>
+      </w:pPr>
+      <w:r>
+        <w:rPr>
+          <w:sz w:val="22"/>
+          <w:szCs w:val="22"/>
+        </w:rPr>
+        <w:t xml:space="preserve">- 责任人：陈强（技术负责人）</w:t>
       </w:r>
     </w:p>
     <w:sectPr>
